--- a/src/Tests/Inputs/nonstandard_main_part_name/input.docx
+++ b/src/Tests/Inputs/nonstandard_main_part_name/input.docx
@@ -3894,73 +3894,4 @@
   <a:objectDefaults/>
   <a:extraClrSchemeLst/>
 </a:theme>
-</file>
-
-<file path=customXml/item1.xml><?xml version="1.0" encoding="utf-8"?>
-<b:Sources xmlns:b="http://schemas.openxmlformats.org/officeDocument/2006/bibliography" xmlns="http://schemas.openxmlformats.org/officeDocument/2006/bibliography" SelectedStyle="\APA.XSL" StyleName="APA"/>
-</file>
-
-<file path=customXml/item2.xml><?xml version="1.0" encoding="utf-8"?>
-<p:properties xmlns:p="http://schemas.microsoft.com/office/2006/metadata/properties" xmlns:xsi="http://www.w3.org/2001/XMLSchema-instance" xmlns:pc="http://schemas.microsoft.com/office/infopath/2007/PartnerControls">
-  <documentManagement/>
-</p:properties>
-</file>
-
-<file path=customXml/item3.xml><?xml version="1.0" encoding="utf-8"?>
-<ct:contentTypeSchema xmlns:ct="http://schemas.microsoft.com/office/2006/metadata/contentType" xmlns:ma="http://schemas.microsoft.com/office/2006/metadata/properties/metaAttributes" ct:_="" ma:_="" ma:contentTypeName="Example Document" ma:contentTypeID="0x010100" ma:contentTypeVersion="1" ma:contentTypeDescription="Example Document" ma:contentTypeScope="" ma:versionID=""/>
-</file>
-
-<file path=customXml/item4.xml><?xml version="1.0" encoding="utf-8"?>
-<?mso-contentType ?>
-<FormTemplates xmlns="http://schemas.microsoft.com/sharepoint/v3/contenttype/forms">
-  <Display>DocumentLibraryForm</Display>
-  <Edit>DocumentLibraryForm</Edit>
-  <New>DocumentLibraryForm</New>
-</FormTemplates>
-</file>
-
-<file path=customXml/itemProps1.xml><?xml version="1.0" encoding="utf-8"?>
-<ds:datastoreItem xmlns:ds="http://schemas.openxmlformats.org/officeDocument/2006/customXml" ds:itemID="{4721861C-800D-4D76-B6DD-C6D90FF64247}">
-  <ds:schemaRefs>
-    <ds:schemaRef ds:uri="http://schemas.openxmlformats.org/officeDocument/2006/bibliography"/>
-  </ds:schemaRefs>
-</ds:datastoreItem>
-</file>
-
-<file path=customXml/itemProps2.xml><?xml version="1.0" encoding="utf-8"?>
-<ds:datastoreItem xmlns:ds="http://schemas.openxmlformats.org/officeDocument/2006/customXml" ds:itemID="{D158A4BB-543B-4FA3-8588-0BFFFB4FD35D}">
-  <ds:schemaRefs>
-    <ds:schemaRef ds:uri="http://schemas.microsoft.com/office/2006/metadata/properties"/>
-    <ds:schemaRef ds:uri="http://schemas.microsoft.com/office/infopath/2007/PartnerControls"/>
-    <ds:schemaRef ds:uri="00000000-0000-0000-0000-000000000000"/>
-    <ds:schemaRef ds:uri="11111111-1111-1111-1111-111111111111"/>
-  </ds:schemaRefs>
-</ds:datastoreItem>
-</file>
-
-<file path=customXml/itemProps3.xml><?xml version="1.0" encoding="utf-8"?>
-<ds:datastoreItem xmlns:ds="http://schemas.openxmlformats.org/officeDocument/2006/customXml" ds:itemID="{1B628F86-2C30-417F-9C7E-09C7CA584019}">
-  <ds:schemaRefs>
-    <ds:schemaRef ds:uri="http://schemas.microsoft.com/office/2006/metadata/contentType"/>
-    <ds:schemaRef ds:uri="http://schemas.microsoft.com/office/2006/metadata/properties/metaAttributes"/>
-    <ds:schemaRef ds:uri="http://www.w3.org/2001/XMLSchema"/>
-    <ds:schemaRef ds:uri="http://schemas.microsoft.com/office/2006/metadata/properties"/>
-    <ds:schemaRef ds:uri="00000000-0000-0000-0000-000000000000"/>
-    <ds:schemaRef ds:uri="11111111-1111-1111-1111-111111111111"/>
-    <ds:schemaRef ds:uri="http://schemas.microsoft.com/office/2006/documentManagement/types"/>
-    <ds:schemaRef ds:uri="http://schemas.microsoft.com/office/infopath/2007/PartnerControls"/>
-    <ds:schemaRef ds:uri="http://schemas.openxmlformats.org/package/2006/metadata/core-properties"/>
-    <ds:schemaRef ds:uri="http://purl.org/dc/elements/1.1/"/>
-    <ds:schemaRef ds:uri="http://purl.org/dc/terms/"/>
-    <ds:schemaRef ds:uri="http://schemas.microsoft.com/internal/obd"/>
-  </ds:schemaRefs>
-</ds:datastoreItem>
-</file>
-
-<file path=customXml/itemProps4.xml><?xml version="1.0" encoding="utf-8"?>
-<ds:datastoreItem xmlns:ds="http://schemas.openxmlformats.org/officeDocument/2006/customXml" ds:itemID="{D9370112-1925-48BA-9B59-B5F96C4B5B05}">
-  <ds:schemaRefs>
-    <ds:schemaRef ds:uri="http://schemas.microsoft.com/sharepoint/v3/contenttype/forms"/>
-  </ds:schemaRefs>
-</ds:datastoreItem>
 </file>